--- a/public/assets/template/docx/surat_ket_blm_masuk_database.docx
+++ b/public/assets/template/docx/surat_ket_blm_masuk_database.docx
@@ -73,7 +73,7 @@
         <w:pStyle w:val="BodyText"/>
       </w:pPr>
       <w:r>
-        <w:t xml:space="preserve">KABUPATEN $NAMA_KAB</w:t>
+        <w:t xml:space="preserve">KABUPATEN ${NAMA_KAB}</w:t>
       </w:r>
     </w:p>
     <w:p>
@@ -81,7 +81,7 @@
         <w:pStyle w:val="BodyText"/>
       </w:pPr>
       <w:r>
-        <w:t xml:space="preserve">KAPANEWON $NAMA_KEC</w:t>
+        <w:t xml:space="preserve">KAPANEWON ${NAMA_KEC}</w:t>
       </w:r>
     </w:p>
     <w:p>
@@ -93,7 +93,7 @@
           <w:b/>
           <w:bCs/>
         </w:rPr>
-        <w:t xml:space="preserve">PEMERINTAH KALURAHAN $NAMA_DES</w:t>
+        <w:t xml:space="preserve">PEMERINTAH KALURAHAN ${NAMA_DES}</w:t>
       </w:r>
     </w:p>
     <w:p>
@@ -101,7 +101,7 @@
         <w:pStyle w:val="BodyText"/>
       </w:pPr>
       <w:r>
-        <w:t xml:space="preserve">$NAMA_DESA_JAWA</w:t>
+        <w:t xml:space="preserve">${NAMA_DESA_JAWA}</w:t>
       </w:r>
       <w:r>
         <w:drawing>
@@ -152,7 +152,7 @@
         <w:pStyle w:val="BodyText"/>
       </w:pPr>
       <w:r>
-        <w:t xml:space="preserve">$ALAMAT_DES</w:t>
+        <w:t xml:space="preserve">${ALAMAT_DES}</w:t>
       </w:r>
     </w:p>
     <w:p>
@@ -160,7 +160,7 @@
         <w:pStyle w:val="BodyText"/>
       </w:pPr>
       <w:r>
-        <w:t xml:space="preserve">Posel : $ALAMAT_MAIL</w:t>
+        <w:t xml:space="preserve">Posel : ${ALAMAT_MAIL}</w:t>
       </w:r>
     </w:p>
     <w:p>
@@ -181,7 +181,7 @@
         <w:pStyle w:val="BodyText"/>
       </w:pPr>
       <w:r>
-        <w:t xml:space="preserve">Nomor : $NOMOR_SURAT /$KODE_DESA /$TAHUN</w:t>
+        <w:t xml:space="preserve">Nomor : ${NOMOR_SURAT} /${KODE_DESA} /${TAHUN}</w:t>
       </w:r>
     </w:p>
     <w:p>
@@ -189,7 +189,7 @@
         <w:pStyle w:val="BodyText"/>
       </w:pPr>
       <w:r>
-        <w:t xml:space="preserve">Yang bertanda tangan dibawah ini, Lurah $NAMA_DES, Kapanewon $NAMA_KEC, Kabupaten $NAMA_KAB. Menerangkan dengan sesungguhnya bahwa :</w:t>
+        <w:t xml:space="preserve">Yang bertanda tangan dibawah ini, Lurah ${NAMA_DES}, Kapanewon ${NAMA_KEC}, Kabupaten ${NAMA_KAB}. Menerangkan dengan sesungguhnya bahwa :</w:t>
       </w:r>
     </w:p>
     <w:p>
@@ -197,7 +197,7 @@
         <w:pStyle w:val="BodyText"/>
       </w:pPr>
       <w:r>
-        <w:t xml:space="preserve">Nama : $NAMA</w:t>
+        <w:t xml:space="preserve">Nama : ${NAMA}</w:t>
       </w:r>
     </w:p>
     <w:p>
@@ -205,7 +205,7 @@
         <w:pStyle w:val="BodyText"/>
       </w:pPr>
       <w:r>
-        <w:t xml:space="preserve">NIK : $NIK</w:t>
+        <w:t xml:space="preserve">NIK : ${NIK}</w:t>
       </w:r>
     </w:p>
     <w:p>
@@ -213,7 +213,7 @@
         <w:pStyle w:val="BodyText"/>
       </w:pPr>
       <w:r>
-        <w:t xml:space="preserve">Tempat, Tgl Lahir : $TTL</w:t>
+        <w:t xml:space="preserve">Tempat, Tgl Lahir : ${TTL}</w:t>
       </w:r>
     </w:p>
     <w:p>
@@ -221,7 +221,7 @@
         <w:pStyle w:val="BodyText"/>
       </w:pPr>
       <w:r>
-        <w:t xml:space="preserve">Jenis Kelamin : $SEX</w:t>
+        <w:t xml:space="preserve">Jenis Kelamin : ${SEX}</w:t>
       </w:r>
     </w:p>
     <w:p>
@@ -229,7 +229,7 @@
         <w:pStyle w:val="BodyText"/>
       </w:pPr>
       <w:r>
-        <w:t xml:space="preserve">Alamat : $ALAMAT, Kalurahan $NAMA_DES,</w:t>
+        <w:t xml:space="preserve">Alamat : ${ALAMAT}, Kalurahan ${NAMA_DES},</w:t>
       </w:r>
       <w:r>
         <w:t xml:space="preserve"> </w:t>
@@ -240,7 +240,7 @@
       </w:r>
       <w:bookmarkEnd w:id="16"/>
       <w:r>
-        <w:t xml:space="preserve">apanewon $NAMA_KEC, Kabupaten $NAMA_KAB</w:t>
+        <w:t xml:space="preserve">apanewon ${NAMA_KEC}, Kabupaten ${NAMA_KAB}</w:t>
       </w:r>
     </w:p>
     <w:p>
@@ -248,7 +248,7 @@
         <w:pStyle w:val="BodyText"/>
       </w:pPr>
       <w:r>
-        <w:t xml:space="preserve">Pekerjaan : $PEKERJAAN</w:t>
+        <w:t xml:space="preserve">Pekerjaan : ${PEKERJAAN}</w:t>
       </w:r>
     </w:p>
     <w:p>
@@ -256,7 +256,7 @@
         <w:pStyle w:val="BodyText"/>
       </w:pPr>
       <w:r>
-        <w:t xml:space="preserve">Status Perkawinan : $STATUS_KAWIN</w:t>
+        <w:t xml:space="preserve">Status Perkawinan : ${STATUS_KAWIN}</w:t>
       </w:r>
     </w:p>
     <w:p>
@@ -264,7 +264,7 @@
         <w:pStyle w:val="BodyText"/>
       </w:pPr>
       <w:r>
-        <w:t xml:space="preserve">Agama : $AGAMA</w:t>
+        <w:t xml:space="preserve">Agama : ${AGAMA}</w:t>
       </w:r>
     </w:p>
     <w:p>
@@ -272,7 +272,7 @@
         <w:pStyle w:val="BodyText"/>
       </w:pPr>
       <w:r>
-        <w:t xml:space="preserve">Adalah benar-benar bertempat tinggal / berdomisili pada alamat tersebut diatas dan karena suatu hal anggota keluarga yang bersangkutan belum tercatat / tidak tercatat dalam data base kependudukan di Kapanewon $NAMA_KEC:</w:t>
+        <w:t xml:space="preserve">Adalah benar-benar bertempat tinggal / berdomisili pada alamat tersebut diatas dan karena suatu hal anggota keluarga yang bersangkutan belum tercatat / tidak tercatat dalam data base kependudukan di Kapanewon ${NAMA_KEC}:</w:t>
       </w:r>
     </w:p>
     <w:tbl>
@@ -406,29 +406,29 @@
               <w:pStyle w:val="BodyText"/>
             </w:pPr>
             <w:r>
-              <w:t xml:space="preserve">$NAMA</w:t>
-            </w:r>
-          </w:p>
-        </w:tc>
-        <w:tc>
-          <w:tcPr/>
-          <w:p>
-            <w:pPr>
-              <w:pStyle w:val="BodyText"/>
-            </w:pPr>
-            <w:r>
-              <w:t xml:space="preserve">$TTL</w:t>
-            </w:r>
-          </w:p>
-        </w:tc>
-        <w:tc>
-          <w:tcPr/>
-          <w:p>
-            <w:pPr>
-              <w:pStyle w:val="BodyText"/>
-            </w:pPr>
-            <w:r>
-              <w:t xml:space="preserve">$HUBUNGAN</w:t>
+              <w:t xml:space="preserve">${NAMA}</w:t>
+            </w:r>
+          </w:p>
+        </w:tc>
+        <w:tc>
+          <w:tcPr/>
+          <w:p>
+            <w:pPr>
+              <w:pStyle w:val="BodyText"/>
+            </w:pPr>
+            <w:r>
+              <w:t xml:space="preserve">${TTL}</w:t>
+            </w:r>
+          </w:p>
+        </w:tc>
+        <w:tc>
+          <w:tcPr/>
+          <w:p>
+            <w:pPr>
+              <w:pStyle w:val="BodyText"/>
+            </w:pPr>
+            <w:r>
+              <w:t xml:space="preserve">${HUBUNGAN}</w:t>
             </w:r>
           </w:p>
         </w:tc>
@@ -460,29 +460,29 @@
               <w:pStyle w:val="BodyText"/>
             </w:pPr>
             <w:r>
-              <w:t xml:space="preserve">$NAMA_BARU1</w:t>
-            </w:r>
-          </w:p>
-        </w:tc>
-        <w:tc>
-          <w:tcPr/>
-          <w:p>
-            <w:pPr>
-              <w:pStyle w:val="BodyText"/>
-            </w:pPr>
-            <w:r>
-              <w:t xml:space="preserve">$TPT_BARU1, $TGL_BARU1</w:t>
-            </w:r>
-          </w:p>
-        </w:tc>
-        <w:tc>
-          <w:tcPr/>
-          <w:p>
-            <w:pPr>
-              <w:pStyle w:val="BodyText"/>
-            </w:pPr>
-            <w:r>
-              <w:t xml:space="preserve">$HUBKEL_BARU1</w:t>
+              <w:t xml:space="preserve">${NAMA_BARU1}</w:t>
+            </w:r>
+          </w:p>
+        </w:tc>
+        <w:tc>
+          <w:tcPr/>
+          <w:p>
+            <w:pPr>
+              <w:pStyle w:val="BodyText"/>
+            </w:pPr>
+            <w:r>
+              <w:t xml:space="preserve">${TPT_BARU1}, ${TGL_BARU1}</w:t>
+            </w:r>
+          </w:p>
+        </w:tc>
+        <w:tc>
+          <w:tcPr/>
+          <w:p>
+            <w:pPr>
+              <w:pStyle w:val="BodyText"/>
+            </w:pPr>
+            <w:r>
+              <w:t xml:space="preserve">${HUBKEL_BARU1}</w:t>
             </w:r>
           </w:p>
         </w:tc>
@@ -514,29 +514,29 @@
               <w:pStyle w:val="BodyText"/>
             </w:pPr>
             <w:r>
-              <w:t xml:space="preserve">$NAMA_BARU2</w:t>
-            </w:r>
-          </w:p>
-        </w:tc>
-        <w:tc>
-          <w:tcPr/>
-          <w:p>
-            <w:pPr>
-              <w:pStyle w:val="BodyText"/>
-            </w:pPr>
-            <w:r>
-              <w:t xml:space="preserve">$TPT_BARU2, $TGL_BARU2</w:t>
-            </w:r>
-          </w:p>
-        </w:tc>
-        <w:tc>
-          <w:tcPr/>
-          <w:p>
-            <w:pPr>
-              <w:pStyle w:val="BodyText"/>
-            </w:pPr>
-            <w:r>
-              <w:t xml:space="preserve">$HUBKEL_BARU2</w:t>
+              <w:t xml:space="preserve">${NAMA_BARU2}</w:t>
+            </w:r>
+          </w:p>
+        </w:tc>
+        <w:tc>
+          <w:tcPr/>
+          <w:p>
+            <w:pPr>
+              <w:pStyle w:val="BodyText"/>
+            </w:pPr>
+            <w:r>
+              <w:t xml:space="preserve">${TPT_BARU2}, ${TGL_BARU2}</w:t>
+            </w:r>
+          </w:p>
+        </w:tc>
+        <w:tc>
+          <w:tcPr/>
+          <w:p>
+            <w:pPr>
+              <w:pStyle w:val="BodyText"/>
+            </w:pPr>
+            <w:r>
+              <w:t xml:space="preserve">${HUBKEL_BARU2}</w:t>
             </w:r>
           </w:p>
         </w:tc>
@@ -568,29 +568,29 @@
               <w:pStyle w:val="BodyText"/>
             </w:pPr>
             <w:r>
-              <w:t xml:space="preserve">$NAMA_BARU3</w:t>
-            </w:r>
-          </w:p>
-        </w:tc>
-        <w:tc>
-          <w:tcPr/>
-          <w:p>
-            <w:pPr>
-              <w:pStyle w:val="BodyText"/>
-            </w:pPr>
-            <w:r>
-              <w:t xml:space="preserve">$TPT_BARU3, $TGL_BARU3</w:t>
-            </w:r>
-          </w:p>
-        </w:tc>
-        <w:tc>
-          <w:tcPr/>
-          <w:p>
-            <w:pPr>
-              <w:pStyle w:val="BodyText"/>
-            </w:pPr>
-            <w:r>
-              <w:t xml:space="preserve">$HUBKEL_BARU3</w:t>
+              <w:t xml:space="preserve">${NAMA_BARU3}</w:t>
+            </w:r>
+          </w:p>
+        </w:tc>
+        <w:tc>
+          <w:tcPr/>
+          <w:p>
+            <w:pPr>
+              <w:pStyle w:val="BodyText"/>
+            </w:pPr>
+            <w:r>
+              <w:t xml:space="preserve">${TPT_BARU3}, ${TGL_BARU3}</w:t>
+            </w:r>
+          </w:p>
+        </w:tc>
+        <w:tc>
+          <w:tcPr/>
+          <w:p>
+            <w:pPr>
+              <w:pStyle w:val="BodyText"/>
+            </w:pPr>
+            <w:r>
+              <w:t xml:space="preserve">${HUBKEL_BARU3}</w:t>
             </w:r>
           </w:p>
         </w:tc>
@@ -622,29 +622,29 @@
               <w:pStyle w:val="BodyText"/>
             </w:pPr>
             <w:r>
-              <w:t xml:space="preserve">$NAMA_BARU4</w:t>
-            </w:r>
-          </w:p>
-        </w:tc>
-        <w:tc>
-          <w:tcPr/>
-          <w:p>
-            <w:pPr>
-              <w:pStyle w:val="BodyText"/>
-            </w:pPr>
-            <w:r>
-              <w:t xml:space="preserve">$TPT_BARU4, $TGL_BARU4</w:t>
-            </w:r>
-          </w:p>
-        </w:tc>
-        <w:tc>
-          <w:tcPr/>
-          <w:p>
-            <w:pPr>
-              <w:pStyle w:val="BodyText"/>
-            </w:pPr>
-            <w:r>
-              <w:t xml:space="preserve">$HUBKEL_BARU4</w:t>
+              <w:t xml:space="preserve">${NAMA_BARU4}</w:t>
+            </w:r>
+          </w:p>
+        </w:tc>
+        <w:tc>
+          <w:tcPr/>
+          <w:p>
+            <w:pPr>
+              <w:pStyle w:val="BodyText"/>
+            </w:pPr>
+            <w:r>
+              <w:t xml:space="preserve">${TPT_BARU4}, ${TGL_BARU4}</w:t>
+            </w:r>
+          </w:p>
+        </w:tc>
+        <w:tc>
+          <w:tcPr/>
+          <w:p>
+            <w:pPr>
+              <w:pStyle w:val="BodyText"/>
+            </w:pPr>
+            <w:r>
+              <w:t xml:space="preserve">${HUBKEL_BARU4}</w:t>
             </w:r>
           </w:p>
         </w:tc>
@@ -676,29 +676,29 @@
               <w:pStyle w:val="BodyText"/>
             </w:pPr>
             <w:r>
-              <w:t xml:space="preserve">$NAMA_BARU5</w:t>
-            </w:r>
-          </w:p>
-        </w:tc>
-        <w:tc>
-          <w:tcPr/>
-          <w:p>
-            <w:pPr>
-              <w:pStyle w:val="BodyText"/>
-            </w:pPr>
-            <w:r>
-              <w:t xml:space="preserve">$TPT_BARU5, $TGL_BARU5</w:t>
-            </w:r>
-          </w:p>
-        </w:tc>
-        <w:tc>
-          <w:tcPr/>
-          <w:p>
-            <w:pPr>
-              <w:pStyle w:val="BodyText"/>
-            </w:pPr>
-            <w:r>
-              <w:t xml:space="preserve">$HUBKEL_BARU5</w:t>
+              <w:t xml:space="preserve">${NAMA_BARU5}</w:t>
+            </w:r>
+          </w:p>
+        </w:tc>
+        <w:tc>
+          <w:tcPr/>
+          <w:p>
+            <w:pPr>
+              <w:pStyle w:val="BodyText"/>
+            </w:pPr>
+            <w:r>
+              <w:t xml:space="preserve">${TPT_BARU5}, ${TGL_BARU5}</w:t>
+            </w:r>
+          </w:p>
+        </w:tc>
+        <w:tc>
+          <w:tcPr/>
+          <w:p>
+            <w:pPr>
+              <w:pStyle w:val="BodyText"/>
+            </w:pPr>
+            <w:r>
+              <w:t xml:space="preserve">${HUBKEL_BARU5}</w:t>
             </w:r>
           </w:p>
         </w:tc>
@@ -730,29 +730,29 @@
               <w:pStyle w:val="BodyText"/>
             </w:pPr>
             <w:r>
-              <w:t xml:space="preserve">$NAMA_BARU6</w:t>
-            </w:r>
-          </w:p>
-        </w:tc>
-        <w:tc>
-          <w:tcPr/>
-          <w:p>
-            <w:pPr>
-              <w:pStyle w:val="BodyText"/>
-            </w:pPr>
-            <w:r>
-              <w:t xml:space="preserve">$TPT_BARU6, $TGL_BARU6</w:t>
-            </w:r>
-          </w:p>
-        </w:tc>
-        <w:tc>
-          <w:tcPr/>
-          <w:p>
-            <w:pPr>
-              <w:pStyle w:val="BodyText"/>
-            </w:pPr>
-            <w:r>
-              <w:t xml:space="preserve">$HUBKEL_BARU6</w:t>
+              <w:t xml:space="preserve">${NAMA_BARU6}</w:t>
+            </w:r>
+          </w:p>
+        </w:tc>
+        <w:tc>
+          <w:tcPr/>
+          <w:p>
+            <w:pPr>
+              <w:pStyle w:val="BodyText"/>
+            </w:pPr>
+            <w:r>
+              <w:t xml:space="preserve">${TPT_BARU6}, ${TGL_BARU6}</w:t>
+            </w:r>
+          </w:p>
+        </w:tc>
+        <w:tc>
+          <w:tcPr/>
+          <w:p>
+            <w:pPr>
+              <w:pStyle w:val="BodyText"/>
+            </w:pPr>
+            <w:r>
+              <w:t xml:space="preserve">${HUBKEL_BARU6}</w:t>
             </w:r>
           </w:p>
         </w:tc>
@@ -842,23 +842,23 @@
               <w:pStyle w:val="FirstParagraph"/>
             </w:pPr>
             <w:r>
-              <w:t xml:space="preserve">$NAMA_DES, $TGL_SURAT</w:t>
-            </w:r>
-          </w:p>
-          <w:p>
-            <w:pPr>
-              <w:pStyle w:val="BodyText"/>
-            </w:pPr>
-            <w:r>
-              <w:t xml:space="preserve">$JABATAN,</w:t>
-            </w:r>
-          </w:p>
-          <w:p>
-            <w:pPr>
-              <w:pStyle w:val="BodyText"/>
-            </w:pPr>
-            <w:r>
-              <w:t xml:space="preserve">$NAMA_PAMONG</w:t>
+              <w:t xml:space="preserve">${NAMA_DES}, ${TGL_SURAT}</w:t>
+            </w:r>
+          </w:p>
+          <w:p>
+            <w:pPr>
+              <w:pStyle w:val="BodyText"/>
+            </w:pPr>
+            <w:r>
+              <w:t xml:space="preserve">${JABATAN},</w:t>
+            </w:r>
+          </w:p>
+          <w:p>
+            <w:pPr>
+              <w:pStyle w:val="BodyText"/>
+            </w:pPr>
+            <w:r>
+              <w:t xml:space="preserve">${NAMA_PAMONG}</w:t>
             </w:r>
           </w:p>
         </w:tc>
@@ -908,7 +908,7 @@
         <w:pStyle w:val="BodyText"/>
       </w:pPr>
       <w:r>
-        <w:t xml:space="preserve">Nama : $NAMA</w:t>
+        <w:t xml:space="preserve">Nama : ${NAMA}</w:t>
       </w:r>
     </w:p>
     <w:p>
@@ -916,7 +916,7 @@
         <w:pStyle w:val="BodyText"/>
       </w:pPr>
       <w:r>
-        <w:t xml:space="preserve">NIK : $NIK</w:t>
+        <w:t xml:space="preserve">NIK : ${NIK}</w:t>
       </w:r>
     </w:p>
     <w:p>
@@ -924,7 +924,7 @@
         <w:pStyle w:val="BodyText"/>
       </w:pPr>
       <w:r>
-        <w:t xml:space="preserve">Tempat, Tgl Lahir : $TTL</w:t>
+        <w:t xml:space="preserve">Tempat, Tgl Lahir : ${TTL}</w:t>
       </w:r>
     </w:p>
     <w:p>
@@ -932,7 +932,7 @@
         <w:pStyle w:val="BodyText"/>
       </w:pPr>
       <w:r>
-        <w:t xml:space="preserve">Jenis Kelamin : $SEX</w:t>
+        <w:t xml:space="preserve">Jenis Kelamin : ${SEX}</w:t>
       </w:r>
     </w:p>
     <w:p>
@@ -940,7 +940,7 @@
         <w:pStyle w:val="BodyText"/>
       </w:pPr>
       <w:r>
-        <w:t xml:space="preserve">Alamat : $ALAMAT, Desa $NAMA_DES, Kecamatan $NAMA_KEC, Kabupaten $NAMA_KAB</w:t>
+        <w:t xml:space="preserve">Alamat : ${ALAMAT}, Desa ${NAMA_DES}, Kecamatan ${NAMA_KEC}, Kabupaten ${NAMA_KAB}</w:t>
       </w:r>
     </w:p>
     <w:p>
@@ -948,7 +948,7 @@
         <w:pStyle w:val="BodyText"/>
       </w:pPr>
       <w:r>
-        <w:t xml:space="preserve">Pekerjaan : $PEKERJAAN</w:t>
+        <w:t xml:space="preserve">Pekerjaan : ${PEKERJAAN}</w:t>
       </w:r>
     </w:p>
     <w:p>
@@ -956,7 +956,7 @@
         <w:pStyle w:val="BodyText"/>
       </w:pPr>
       <w:r>
-        <w:t xml:space="preserve">Status Perkawinan : $STATUS_KAWIN</w:t>
+        <w:t xml:space="preserve">Status Perkawinan : ${STATUS_KAWIN}</w:t>
       </w:r>
     </w:p>
     <w:p>
@@ -964,7 +964,7 @@
         <w:pStyle w:val="BodyText"/>
       </w:pPr>
       <w:r>
-        <w:t xml:space="preserve">Agama : $AGAMA</w:t>
+        <w:t xml:space="preserve">Agama : ${AGAMA}</w:t>
       </w:r>
     </w:p>
     <w:p>
@@ -982,7 +982,7 @@
           <w:b/>
           <w:bCs/>
         </w:rPr>
-        <w:t xml:space="preserve">$TGL_SURAT</w:t>
+        <w:t xml:space="preserve">${TGL_SURAT}</w:t>
       </w:r>
       <w:r>
         <w:t xml:space="preserve"> </w:t>
@@ -1009,7 +1009,7 @@
           <w:b/>
           <w:bCs/>
         </w:rPr>
-        <w:t xml:space="preserve">$NAMA_KEC</w:t>
+        <w:t xml:space="preserve">${NAMA_KEC}</w:t>
       </w:r>
     </w:p>
     <w:p>
@@ -1030,13 +1030,13 @@
           <w:b/>
           <w:bCs/>
         </w:rPr>
-        <w:t xml:space="preserve">$NAMA_KAB</w:t>
+        <w:t xml:space="preserve">${NAMA_KAB}</w:t>
       </w:r>
       <w:r>
         <w:t xml:space="preserve"> </w:t>
       </w:r>
       <w:r>
-        <w:t xml:space="preserve">masih bertempat tinggal di $ALAMAT, Desa $NAMA_DES, Kecamatan $NAMA_KEC, Kabupaten $NAMA_KAB.</w:t>
+        <w:t xml:space="preserve">masih bertempat tinggal di ${ALAMAT}, Desa ${NAMA_DES}, Kecamatan ${NAMA_KEC}, Kabupaten ${NAMA_KAB}.</w:t>
       </w:r>
     </w:p>
     <w:p>
@@ -1054,7 +1054,7 @@
           <w:b/>
           <w:bCs/>
         </w:rPr>
-        <w:t xml:space="preserve">$NAMA_KAB</w:t>
+        <w:t xml:space="preserve">${NAMA_KAB}</w:t>
       </w:r>
       <w:r>
         <w:t xml:space="preserve"> </w:t>
@@ -1070,7 +1070,7 @@
           <w:b/>
           <w:bCs/>
         </w:rPr>
-        <w:t xml:space="preserve">$NAMA_KEC</w:t>
+        <w:t xml:space="preserve">${NAMA_KEC}</w:t>
       </w:r>
     </w:p>
     <w:tbl>
@@ -1204,29 +1204,29 @@
               <w:pStyle w:val="BodyText"/>
             </w:pPr>
             <w:r>
-              <w:t xml:space="preserve">$NAMA</w:t>
-            </w:r>
-          </w:p>
-        </w:tc>
-        <w:tc>
-          <w:tcPr/>
-          <w:p>
-            <w:pPr>
-              <w:pStyle w:val="BodyText"/>
-            </w:pPr>
-            <w:r>
-              <w:t xml:space="preserve">$TTL</w:t>
-            </w:r>
-          </w:p>
-        </w:tc>
-        <w:tc>
-          <w:tcPr/>
-          <w:p>
-            <w:pPr>
-              <w:pStyle w:val="BodyText"/>
-            </w:pPr>
-            <w:r>
-              <w:t xml:space="preserve">$HUBUNGAN</w:t>
+              <w:t xml:space="preserve">${NAMA}</w:t>
+            </w:r>
+          </w:p>
+        </w:tc>
+        <w:tc>
+          <w:tcPr/>
+          <w:p>
+            <w:pPr>
+              <w:pStyle w:val="BodyText"/>
+            </w:pPr>
+            <w:r>
+              <w:t xml:space="preserve">${TTL}</w:t>
+            </w:r>
+          </w:p>
+        </w:tc>
+        <w:tc>
+          <w:tcPr/>
+          <w:p>
+            <w:pPr>
+              <w:pStyle w:val="BodyText"/>
+            </w:pPr>
+            <w:r>
+              <w:t xml:space="preserve">${HUBUNGAN}</w:t>
             </w:r>
           </w:p>
         </w:tc>
@@ -1258,29 +1258,29 @@
               <w:pStyle w:val="BodyText"/>
             </w:pPr>
             <w:r>
-              <w:t xml:space="preserve">$NAMA_BARU1</w:t>
-            </w:r>
-          </w:p>
-        </w:tc>
-        <w:tc>
-          <w:tcPr/>
-          <w:p>
-            <w:pPr>
-              <w:pStyle w:val="BodyText"/>
-            </w:pPr>
-            <w:r>
-              <w:t xml:space="preserve">$TPT_BARU1, $TGL_BARU1</w:t>
-            </w:r>
-          </w:p>
-        </w:tc>
-        <w:tc>
-          <w:tcPr/>
-          <w:p>
-            <w:pPr>
-              <w:pStyle w:val="BodyText"/>
-            </w:pPr>
-            <w:r>
-              <w:t xml:space="preserve">$HUBKEL_BARU1</w:t>
+              <w:t xml:space="preserve">${NAMA_BARU1}</w:t>
+            </w:r>
+          </w:p>
+        </w:tc>
+        <w:tc>
+          <w:tcPr/>
+          <w:p>
+            <w:pPr>
+              <w:pStyle w:val="BodyText"/>
+            </w:pPr>
+            <w:r>
+              <w:t xml:space="preserve">${TPT_BARU1}, ${TGL_BARU1}</w:t>
+            </w:r>
+          </w:p>
+        </w:tc>
+        <w:tc>
+          <w:tcPr/>
+          <w:p>
+            <w:pPr>
+              <w:pStyle w:val="BodyText"/>
+            </w:pPr>
+            <w:r>
+              <w:t xml:space="preserve">${HUBKEL_BARU1}</w:t>
             </w:r>
           </w:p>
         </w:tc>
@@ -1312,29 +1312,29 @@
               <w:pStyle w:val="BodyText"/>
             </w:pPr>
             <w:r>
-              <w:t xml:space="preserve">$NAMA_BARU2</w:t>
-            </w:r>
-          </w:p>
-        </w:tc>
-        <w:tc>
-          <w:tcPr/>
-          <w:p>
-            <w:pPr>
-              <w:pStyle w:val="BodyText"/>
-            </w:pPr>
-            <w:r>
-              <w:t xml:space="preserve">$TPT_BARU2, $TGL_BARU2</w:t>
-            </w:r>
-          </w:p>
-        </w:tc>
-        <w:tc>
-          <w:tcPr/>
-          <w:p>
-            <w:pPr>
-              <w:pStyle w:val="BodyText"/>
-            </w:pPr>
-            <w:r>
-              <w:t xml:space="preserve">$HUBKEL_BARU2</w:t>
+              <w:t xml:space="preserve">${NAMA_BARU2}</w:t>
+            </w:r>
+          </w:p>
+        </w:tc>
+        <w:tc>
+          <w:tcPr/>
+          <w:p>
+            <w:pPr>
+              <w:pStyle w:val="BodyText"/>
+            </w:pPr>
+            <w:r>
+              <w:t xml:space="preserve">${TPT_BARU2}, ${TGL_BARU2}</w:t>
+            </w:r>
+          </w:p>
+        </w:tc>
+        <w:tc>
+          <w:tcPr/>
+          <w:p>
+            <w:pPr>
+              <w:pStyle w:val="BodyText"/>
+            </w:pPr>
+            <w:r>
+              <w:t xml:space="preserve">${HUBKEL_BARU2}</w:t>
             </w:r>
           </w:p>
         </w:tc>
@@ -1366,29 +1366,29 @@
               <w:pStyle w:val="BodyText"/>
             </w:pPr>
             <w:r>
-              <w:t xml:space="preserve">$NAMA_BARU3</w:t>
-            </w:r>
-          </w:p>
-        </w:tc>
-        <w:tc>
-          <w:tcPr/>
-          <w:p>
-            <w:pPr>
-              <w:pStyle w:val="BodyText"/>
-            </w:pPr>
-            <w:r>
-              <w:t xml:space="preserve">$TPT_BARU3, $TGL_BARU3</w:t>
-            </w:r>
-          </w:p>
-        </w:tc>
-        <w:tc>
-          <w:tcPr/>
-          <w:p>
-            <w:pPr>
-              <w:pStyle w:val="BodyText"/>
-            </w:pPr>
-            <w:r>
-              <w:t xml:space="preserve">$HUBKEL_BARU3</w:t>
+              <w:t xml:space="preserve">${NAMA_BARU3}</w:t>
+            </w:r>
+          </w:p>
+        </w:tc>
+        <w:tc>
+          <w:tcPr/>
+          <w:p>
+            <w:pPr>
+              <w:pStyle w:val="BodyText"/>
+            </w:pPr>
+            <w:r>
+              <w:t xml:space="preserve">${TPT_BARU3}, ${TGL_BARU3}</w:t>
+            </w:r>
+          </w:p>
+        </w:tc>
+        <w:tc>
+          <w:tcPr/>
+          <w:p>
+            <w:pPr>
+              <w:pStyle w:val="BodyText"/>
+            </w:pPr>
+            <w:r>
+              <w:t xml:space="preserve">${HUBKEL_BARU3}</w:t>
             </w:r>
           </w:p>
         </w:tc>
@@ -1420,29 +1420,29 @@
               <w:pStyle w:val="BodyText"/>
             </w:pPr>
             <w:r>
-              <w:t xml:space="preserve">$NAMA_BARU4</w:t>
-            </w:r>
-          </w:p>
-        </w:tc>
-        <w:tc>
-          <w:tcPr/>
-          <w:p>
-            <w:pPr>
-              <w:pStyle w:val="BodyText"/>
-            </w:pPr>
-            <w:r>
-              <w:t xml:space="preserve">$TPT_BARU4, $TGL_BARU4</w:t>
-            </w:r>
-          </w:p>
-        </w:tc>
-        <w:tc>
-          <w:tcPr/>
-          <w:p>
-            <w:pPr>
-              <w:pStyle w:val="BodyText"/>
-            </w:pPr>
-            <w:r>
-              <w:t xml:space="preserve">$HUBKEL_BARU4</w:t>
+              <w:t xml:space="preserve">${NAMA_BARU4}</w:t>
+            </w:r>
+          </w:p>
+        </w:tc>
+        <w:tc>
+          <w:tcPr/>
+          <w:p>
+            <w:pPr>
+              <w:pStyle w:val="BodyText"/>
+            </w:pPr>
+            <w:r>
+              <w:t xml:space="preserve">${TPT_BARU4}, ${TGL_BARU4}</w:t>
+            </w:r>
+          </w:p>
+        </w:tc>
+        <w:tc>
+          <w:tcPr/>
+          <w:p>
+            <w:pPr>
+              <w:pStyle w:val="BodyText"/>
+            </w:pPr>
+            <w:r>
+              <w:t xml:space="preserve">${HUBKEL_BARU4}</w:t>
             </w:r>
           </w:p>
         </w:tc>
@@ -1474,29 +1474,29 @@
               <w:pStyle w:val="BodyText"/>
             </w:pPr>
             <w:r>
-              <w:t xml:space="preserve">$NAMA_BARU5</w:t>
-            </w:r>
-          </w:p>
-        </w:tc>
-        <w:tc>
-          <w:tcPr/>
-          <w:p>
-            <w:pPr>
-              <w:pStyle w:val="BodyText"/>
-            </w:pPr>
-            <w:r>
-              <w:t xml:space="preserve">$TPT_BARU5, $TGL_BARU5</w:t>
-            </w:r>
-          </w:p>
-        </w:tc>
-        <w:tc>
-          <w:tcPr/>
-          <w:p>
-            <w:pPr>
-              <w:pStyle w:val="BodyText"/>
-            </w:pPr>
-            <w:r>
-              <w:t xml:space="preserve">$HUBKEL_BARU5</w:t>
+              <w:t xml:space="preserve">${NAMA_BARU5}</w:t>
+            </w:r>
+          </w:p>
+        </w:tc>
+        <w:tc>
+          <w:tcPr/>
+          <w:p>
+            <w:pPr>
+              <w:pStyle w:val="BodyText"/>
+            </w:pPr>
+            <w:r>
+              <w:t xml:space="preserve">${TPT_BARU5}, ${TGL_BARU5}</w:t>
+            </w:r>
+          </w:p>
+        </w:tc>
+        <w:tc>
+          <w:tcPr/>
+          <w:p>
+            <w:pPr>
+              <w:pStyle w:val="BodyText"/>
+            </w:pPr>
+            <w:r>
+              <w:t xml:space="preserve">${HUBKEL_BARU5}</w:t>
             </w:r>
           </w:p>
         </w:tc>
@@ -1528,29 +1528,29 @@
               <w:pStyle w:val="BodyText"/>
             </w:pPr>
             <w:r>
-              <w:t xml:space="preserve">$NAMA_BARU6</w:t>
-            </w:r>
-          </w:p>
-        </w:tc>
-        <w:tc>
-          <w:tcPr/>
-          <w:p>
-            <w:pPr>
-              <w:pStyle w:val="BodyText"/>
-            </w:pPr>
-            <w:r>
-              <w:t xml:space="preserve">$TPT_BARU6, $TGL_BARU6</w:t>
-            </w:r>
-          </w:p>
-        </w:tc>
-        <w:tc>
-          <w:tcPr/>
-          <w:p>
-            <w:pPr>
-              <w:pStyle w:val="BodyText"/>
-            </w:pPr>
-            <w:r>
-              <w:t xml:space="preserve">$HUBKEL_BARU6</w:t>
+              <w:t xml:space="preserve">${NAMA_BARU6}</w:t>
+            </w:r>
+          </w:p>
+        </w:tc>
+        <w:tc>
+          <w:tcPr/>
+          <w:p>
+            <w:pPr>
+              <w:pStyle w:val="BodyText"/>
+            </w:pPr>
+            <w:r>
+              <w:t xml:space="preserve">${TPT_BARU6}, ${TGL_BARU6}</w:t>
+            </w:r>
+          </w:p>
+        </w:tc>
+        <w:tc>
+          <w:tcPr/>
+          <w:p>
+            <w:pPr>
+              <w:pStyle w:val="BodyText"/>
+            </w:pPr>
+            <w:r>
+              <w:t xml:space="preserve">${HUBKEL_BARU6}</w:t>
             </w:r>
           </w:p>
         </w:tc>
@@ -1649,7 +1649,7 @@
               <w:pStyle w:val="FirstParagraph"/>
             </w:pPr>
             <w:r>
-              <w:t xml:space="preserve">$NAMA_DES, $TGL_SURAT</w:t>
+              <w:t xml:space="preserve">${NAMA_DES}, ${TGL_SURAT}</w:t>
             </w:r>
           </w:p>
           <w:p>
@@ -1680,7 +1680,7 @@
               <w:rPr>
                 <w:u w:val="single"/>
               </w:rPr>
-              <w:t xml:space="preserve">$NAMA_BARU</w:t>
+              <w:t xml:space="preserve">${NAMA_BARU}</w:t>
             </w:r>
           </w:p>
         </w:tc>
@@ -1725,18 +1725,18 @@
               <w:pStyle w:val="BodyText"/>
             </w:pPr>
             <w:r>
-              <w:t xml:space="preserve">$SAKSI_BARU1</w:t>
-            </w:r>
-          </w:p>
-        </w:tc>
-        <w:tc>
-          <w:tcPr/>
-          <w:p>
-            <w:pPr>
-              <w:pStyle w:val="BodyText"/>
-            </w:pPr>
-            <w:r>
-              <w:t xml:space="preserve">$SAKSI_BARU2</w:t>
+              <w:t xml:space="preserve">${SAKSI_BARU1}</w:t>
+            </w:r>
+          </w:p>
+        </w:tc>
+        <w:tc>
+          <w:tcPr/>
+          <w:p>
+            <w:pPr>
+              <w:pStyle w:val="BodyText"/>
+            </w:pPr>
+            <w:r>
+              <w:t xml:space="preserve">${SAKSI_BARU2}</w:t>
             </w:r>
           </w:p>
         </w:tc>
@@ -1795,7 +1795,7 @@
               <w:pStyle w:val="BodyText"/>
             </w:pPr>
             <w:r>
-              <w:t xml:space="preserve">$JABATAN $NAMA_DES</w:t>
+              <w:t xml:space="preserve">${JABATAN} ${NAMA_DES}</w:t>
             </w:r>
           </w:p>
           <w:p>
@@ -1806,7 +1806,7 @@
               <w:rPr>
                 <w:u w:val="single"/>
               </w:rPr>
-              <w:t xml:space="preserve">$NAMA_PAMONG</w:t>
+              <w:t xml:space="preserve">${NAMA_PAMONG}</w:t>
             </w:r>
           </w:p>
         </w:tc>
